--- a/data/outputs/docx/Grade 10 Chemistry/Chemistry 1.4/Chemistry_Chemical_Bonding_SummaryTable.docx
+++ b/data/outputs/docx/Grade 10 Chemistry/Chemistry 1.4/Chemistry_Chemical_Bonding_SummaryTable.docx
@@ -227,7 +227,7 @@
                 <w:sz w:val="18"/>
                 <w:szCs w:val="18"/>
               </w:rPr>
-              <w:t xml:space="preserve">DRIVING QUESTION: Why do the atoms in different substances bond in different ways, and how does the type of bond determine what a substance looks, feels, and does in the real world?</w:t>
+              <w:t xml:space="preserve">DRIVING QUESTION: How do the types of chemical bonds between atoms determine the structure, properties, and uses of the substances all around us?</w:t>
             </w:r>
           </w:p>
         </w:tc>
@@ -532,7 +532,7 @@
                 <w:sz w:val="18"/>
                 <w:szCs w:val="18"/>
               </w:rPr>
-              <w:t xml:space="preserve">Lesson 1 — The Gikomba Mystery: Why Do Solids Behave So Differently?</w:t>
+              <w:t xml:space="preserve">Lesson 1 — Anchoring the Phenomenon: Why Do Salt, Graphite, Aluminium, and Diamond Behave So Differently?</w:t>
             </w:r>
           </w:p>
         </w:tc>
@@ -564,7 +564,7 @@
                 <w:sz w:val="18"/>
                 <w:szCs w:val="18"/>
               </w:rPr>
-              <w:t xml:space="preserve">Students compared contrasting mystery solids from a Gikomba market scenario — some were brittle, some flexible, some shiny, some dull — and recorded observable differences in hardness, conductivity, and appearance using simple tests.</w:t>
+              <w:t xml:space="preserve">Students observed four everyday substances — table salt (sodium chloride used in ugali preparation), graphite (pencil lead), aluminium (sufuria metal), and diamond — and recorded their contrasting physical behaviours: salt dissolves in water and conducts electricity when dissolved; graphite is soft, slippery, and conducts electricity; aluminium is shiny, bendable, and conducts heat; diamond is the hardest known natural substance and does not conduct electricity.</w:t>
             </w:r>
           </w:p>
         </w:tc>
@@ -596,7 +596,7 @@
                 <w:sz w:val="18"/>
                 <w:szCs w:val="18"/>
               </w:rPr>
-              <w:t xml:space="preserve">Valence electrons are the outermost electrons of an atom, and atoms bond in order to achieve a full outer shell (the octet rule). Different numbers of valence electrons in different elements lead to different bonding strategies, which ultimately produce the different physical behaviours observed.</w:t>
+              <w:t xml:space="preserve">All matter is made of atoms held together by chemical bonds, but different types of bonds produce fundamentally different large-scale (giant) structures. These structural differences — not the individual atoms alone — are responsible for the dramatically different properties we observe at the macroscopic level in substances found all around us in Kenyan daily life.</w:t>
             </w:r>
           </w:p>
         </w:tc>
@@ -628,7 +628,7 @@
                 <w:sz w:val="18"/>
                 <w:szCs w:val="18"/>
               </w:rPr>
-              <w:t xml:space="preserve">The differences in how the Gikomba solids looked and behaved are not random — they are caused by differences in how atoms are bonded inside each substance. Bond type is the hidden variable that controls every observable physical property.</w:t>
+              <w:t xml:space="preserve">The anchor phenomenon (four substances with wildly different properties) cannot yet be fully explained, but students framed the driving question and began building an initial model showing that bond type must somehow control structure, which in turn controls properties. The lesson established that answering the driving question will require understanding ionic, covalent, metallic, and intermolecular forces across all eight lessons.</w:t>
             </w:r>
           </w:p>
         </w:tc>
@@ -681,7 +681,7 @@
                 <w:sz w:val="18"/>
                 <w:szCs w:val="18"/>
               </w:rPr>
-              <w:t xml:space="preserve">Lesson 2 — Ionic Bonding and Lewis Diagrams: Why Does Salt Dissolve But Diamond Does Not?</w:t>
+              <w:t xml:space="preserve">Lesson 2 — Valence Electrons and the Octet Rule: Why Do Atoms Bond at All?</w:t>
             </w:r>
           </w:p>
         </w:tc>
@@ -713,7 +713,7 @@
                 <w:sz w:val="18"/>
                 <w:szCs w:val="18"/>
               </w:rPr>
-              <w:t xml:space="preserve">Students drew Lewis dot diagrams for sodium and chlorine, modelled electron transfer using coloured counters, and examined how table salt (used daily in Kenyan cooking) dissolves readily in water while carbon-based solids do not.</w:t>
+              <w:t xml:space="preserve">Students used electron configuration data and dot-and-cross diagrams to examine the outer (valence) electron shells of atoms from Groups I–VII and the noble gases. They compared the stability of noble gases (full outer shells) with the reactivity of sodium, chlorine, carbon, and oxygen, and observed that atoms with incomplete outer shells are chemically active while those with complete shells (like argon) are inert.</w:t>
             </w:r>
           </w:p>
         </w:tc>
@@ -745,7 +745,7 @@
                 <w:sz w:val="18"/>
                 <w:szCs w:val="18"/>
               </w:rPr>
-              <w:t xml:space="preserve">Ionic bonds form by the complete transfer of valence electrons from a metal to a non-metal, producing oppositely charged ions (cations and anions) held together by strong electrostatic attraction in a giant lattice. This structure makes ionic compounds hard, high-melting, and conductive only when dissolved or molten.</w:t>
+              <w:t xml:space="preserve">Atoms bond because their outer electron shells are incomplete and they seek greater stability. The octet rule states that atoms are most stable when they have 8 electrons in their outer shell (or 2 for hydrogen and lithium — the duplet rule). Valence electrons are the electrons involved in bonding, and the number of valence electrons determines how many bonds an atom can form and what type of bond it prefers to make.</w:t>
             </w:r>
           </w:p>
         </w:tc>
@@ -777,7 +777,7 @@
                 <w:sz w:val="18"/>
                 <w:szCs w:val="18"/>
               </w:rPr>
-              <w:t xml:space="preserve">Salt dissolves in water because polar water molecules are strong enough to pull apart the ionic lattice and surround individual ions. Diamond does not dissolve because its bonds are not ionic — confirming that bond type, not appearance, governs solubility and conductivity.</w:t>
+              <w:t xml:space="preserve">The octet rule provides the underlying driving force for all chemical bonding. Whether an atom transfers electrons (ionic bonding) or shares electrons (covalent bonding) depends on the electronegativity difference between the bonding atoms. This lesson links back to the anchor phenomenon by explaining why sodium and chlorine react to form salt at all — each atom is seeking a full outer shell — and sets up the mechanistic explanations for bond types in Lessons 3–6.</w:t>
             </w:r>
           </w:p>
         </w:tc>
@@ -830,7 +830,7 @@
                 <w:sz w:val="18"/>
                 <w:szCs w:val="18"/>
               </w:rPr>
-              <w:t xml:space="preserve">Lesson 3 — Covalent and Dative Covalent Bonding: Why Does the Graphite Pencil Conduct Electricity But Diamond Does Not?</w:t>
+              <w:t xml:space="preserve">Lesson 3 — Ionic Bonding: How Electron Transfer Creates the Giant Structure of Table Salt</w:t>
             </w:r>
           </w:p>
         </w:tc>
@@ -862,7 +862,7 @@
                 <w:sz w:val="18"/>
                 <w:szCs w:val="18"/>
               </w:rPr>
-              <w:t xml:space="preserve">Students used ball-and-stick models and Lewis diagrams to build single, double, and triple covalent bonds, then compared the electrical conductivity of graphite pencil marks versus a diamond chip, noting that graphite conducts and diamond does not despite both being pure carbon.</w:t>
+              <w:t xml:space="preserve">Students examined dot-and-cross diagrams showing electron transfer from sodium to chlorine, then viewed a model (physical or digital) of the NaCl giant ionic lattice — each Na⁺ surrounded by six Cl⁻ and vice versa. They also observed experimental data showing that solid NaCl does not conduct electricity but molten or dissolved NaCl does, and that NaCl has a very high melting point (~801 °C).</w:t>
             </w:r>
           </w:p>
         </w:tc>
@@ -894,7 +894,7 @@
                 <w:sz w:val="18"/>
                 <w:szCs w:val="18"/>
               </w:rPr>
-              <w:t xml:space="preserve">Covalent bonds form when two non-metal atoms each contribute one electron to a shared pair, satisfying the octet rule without creating full ions. Dative (coordinate) covalent bonds form when one atom donates both electrons of the shared pair. In graphite, one electron per carbon is delocalised across layers, enabling conductivity; in diamond, all four valence electrons are locked in localised sigma bonds.</w:t>
+              <w:t xml:space="preserve">Ionic bonds form through complete electron transfer from a metal atom to a non-metal atom, producing oppositely charged ions (cations and anions). The strong electrostatic attraction between these ions in all directions creates a giant ionic lattice structure. This explains the high melting point (many strong bonds must be broken), brittleness (ion layers shift and like charges repel), and electrical conductivity only when ions are free to move (molten or dissolved state).</w:t>
             </w:r>
           </w:p>
         </w:tc>
@@ -926,7 +926,7 @@
                 <w:sz w:val="18"/>
                 <w:szCs w:val="18"/>
               </w:rPr>
-              <w:t xml:space="preserve">The bonding arrangement within pure carbon — not the element itself — determines conductivity. Graphite's delocalised electrons can carry charge; diamond's cannot. This reinforces the driving question: bond type and structure together determine what a substance does.</w:t>
+              <w:t xml:space="preserve">The giant ionic lattice model explains the anchor phenomenon for table salt: the reason salt dissolves in water and conducts electricity as a solution is that the lattice breaks apart into free-moving Na⁺ and Cl⁻ ions. The reason it has such a high melting point is that millions of strong electrostatic attractions must be simultaneously disrupted. Students updated their driving question board and initial model to include ionic bonding as one pathway from bond type to property to use.</w:t>
             </w:r>
           </w:p>
         </w:tc>
@@ -979,7 +979,7 @@
                 <w:sz w:val="18"/>
                 <w:szCs w:val="18"/>
               </w:rPr>
-              <w:t xml:space="preserve">Lesson 4 — Hydrogen Bonds and Van der Waals Forces: Why Does Water Boil So Much Higher Than Expected?</w:t>
+              <w:t xml:space="preserve">Lesson 4 — Covalent and Dative Covalent Bonding: Why Do Atoms Share Electrons?</w:t>
             </w:r>
           </w:p>
         </w:tc>
@@ -1011,7 +1011,7 @@
                 <w:sz w:val="18"/>
                 <w:szCs w:val="18"/>
               </w:rPr>
-              <w:t xml:space="preserve">Students compared boiling points of water, ethanol, and cooking oil (common Kenyan kitchen substances), plotted the anomalous boiling point of water against the trend in Group 16 hydrides, and modelled hydrogen bond formation between water molecules using partial-charge diagrams.</w:t>
+              <w:t xml:space="preserve">Students drew dot-and-cross diagrams for H₂, Cl₂, H₂O, CO₂, N₂, and NH₃, identifying single, double, and triple covalent bonds. They also examined the dative (coordinate) bond in the ammonium ion (NH₄⁺), where both electrons in one bond come from the same atom (nitrogen). Students compared bond lengths and bond strengths across single, double, and triple bonds using data tables.</w:t>
             </w:r>
           </w:p>
         </w:tc>
@@ -1043,7 +1043,7 @@
                 <w:sz w:val="18"/>
                 <w:szCs w:val="18"/>
               </w:rPr>
-              <w:t xml:space="preserve">Hydrogen bonds form between a δ+ hydrogen atom covalently bonded to O, N, or F and a lone pair on an electronegative atom of a neighbouring molecule. They are intermolecular forces — stronger than Van der Waals (London dispersion) forces but weaker than covalent or ionic bonds. Water's unexpectedly high boiling point is caused by the extensive hydrogen-bond network between molecules.</w:t>
+              <w:t xml:space="preserve">Covalent bonds form when two non-metal atoms share one or more pairs of electrons so that each atom achieves a full outer shell. Single bonds share one pair, double bonds share two pairs, and triple bonds share three pairs; more shared pairs means a shorter, stronger bond. In a dative covalent bond, one atom donates both electrons to the shared pair, but once formed the bond is indistinguishable from an ordinary covalent bond. Simple molecular covalent substances have low melting points because only weak intermolecular forces need to be overcome, not the strong covalent bonds themselves.</w:t>
             </w:r>
           </w:p>
         </w:tc>
@@ -1075,7 +1075,7 @@
                 <w:sz w:val="18"/>
                 <w:szCs w:val="18"/>
               </w:rPr>
-              <w:t xml:space="preserve">Water boils at 100 °C rather than the predicted −80 °C because extra energy is needed to break its hydrogen-bond network. This property is essential for life in Kenya's Lake Victoria ecosystem and in every Kenyan kitchen. Intermolecular force strength, not covalent bond strength, controls boiling point for molecular substances.</w:t>
+              <w:t xml:space="preserve">Covalent bonding explains why substances like water (maji), carbon dioxide, and nitrogen gas exist as discrete molecules rather than giant lattices. The distinction between simple molecular structures (low melting point, non-conducting) and giant covalent structures (explored in Lesson 6) is introduced here. Students updated their models to show that sharing electrons produces a different structural outcome than transferring electrons, moving them closer to a full answer to the driving question.</w:t>
             </w:r>
           </w:p>
         </w:tc>
@@ -1128,7 +1128,7 @@
                 <w:sz w:val="18"/>
                 <w:szCs w:val="18"/>
               </w:rPr>
-              <w:t xml:space="preserve">Lesson 5 — Metallic Bonding: Why Does the Copper Wire Bend, Conduct, and Shine?</w:t>
+              <w:t xml:space="preserve">Lesson 5 — Hydrogen Bonds and Van der Waals Forces: Why Does Water Boil So High and Wax Melt So Low?</w:t>
             </w:r>
           </w:p>
         </w:tc>
@@ -1160,7 +1160,7 @@
                 <w:sz w:val="18"/>
                 <w:szCs w:val="18"/>
               </w:rPr>
-              <w:t xml:space="preserve">Students examined copper wire (electrical wiring), an aluminium sufuria, and a steel knife — all common Kenyan household metals — testing malleability, conductivity, and lustre, then compared these properties with those of the ionic and covalent solids studied in previous lessons.</w:t>
+              <w:t xml:space="preserve">Students compared the boiling points of water (100 °C), hydrogen sulfide (–60 °C), and candle wax (~60 °C) and discussed why water's boiling point is anomalously high for such a small molecule. They also examined data showing that ice is less dense than liquid water (explaining why fish survive under a frozen Lake Victoria surface), and observed that wax — made of large non-polar hydrocarbon molecules — melts at a relatively low temperature despite its large molecular size.</w:t>
             </w:r>
           </w:p>
         </w:tc>
@@ -1192,7 +1192,7 @@
                 <w:sz w:val="18"/>
                 <w:szCs w:val="18"/>
               </w:rPr>
-              <w:t xml:space="preserve">Metallic bonding forms when metal atoms release their valence electrons into a shared 'sea' of delocalised electrons that flows freely around a lattice of positive metal ions (cations). This sea of electrons explains electrical and thermal conductivity, lustre (electrons reflect light), and malleability (ion layers can slide without breaking the bond, since the electron sea re-forms around new positions).</w:t>
+              <w:t xml:space="preserve">Hydrogen bonds are strong intermolecular forces that form between a δ+ hydrogen atom bonded to a highly electronegative atom (O, N, or F) and a lone pair on a neighbouring electronegative atom. They explain water's unusually high boiling point, surface tension, and the expansion of water upon freezing. Van der Waals (London dispersion) forces are weak, temporary dipole–induced dipole attractions that exist between all molecules; they increase with molecular size and explain why larger non-polar molecules like wax have higher melting points than smaller ones like methane.</w:t>
             </w:r>
           </w:p>
         </w:tc>
@@ -1224,7 +1224,7 @@
                 <w:sz w:val="18"/>
                 <w:szCs w:val="18"/>
               </w:rPr>
-              <w:t xml:space="preserve">Copper wire bends without snapping, conducts electricity, and shines because of its metallic bond structure. This contrasts sharply with brittle ionic solids and non-conducting covalent solids. The electron sea model is the structural explanation that connects metallic bond type to every observed metallic property.</w:t>
+              <w:t xml:space="preserve">Intermolecular forces complete the picture of why substances with covalent bonds can still have very different physical properties from one another. Water's hydrogen bonding is critical for life, agriculture, and Kenyan environments like Lake Victoria. Wax's weak van der Waals forces explain why it melts easily to make candles. Students updated their models and DQB to show that even within covalent substances, the strength of intermolecular forces determines melting and boiling behaviour — a second layer of the driving question answer.</w:t>
             </w:r>
           </w:p>
         </w:tc>
@@ -1277,7 +1277,7 @@
                 <w:sz w:val="18"/>
                 <w:szCs w:val="18"/>
               </w:rPr>
-              <w:t xml:space="preserve">Lesson 6 — Physical Property Investigations: What Does Evidence Tell Us About the Bonds Inside?</w:t>
+              <w:t xml:space="preserve">Lesson 6 — Metallic Bonding and Giant Covalent Structures: Why Is Aluminium Malleable but Diamond Unbreakable?</w:t>
             </w:r>
           </w:p>
         </w:tc>
@@ -1309,7 +1309,7 @@
                 <w:sz w:val="18"/>
                 <w:szCs w:val="18"/>
               </w:rPr>
-              <w:t xml:space="preserve">Student groups ran a structured investigation station circuit — testing conductivity, solubility in water, solubility in kerosene, hardness, and melting point — on five unknown substances including sodium chloride, sugar, copper, graphite, and candle wax, recording quantitative and qualitative data.</w:t>
+              <w:t xml:space="preserve">Students examined the properties of aluminium (sufuria, foil, electrical wires) and diamond side by side: aluminium conducts electricity and heat, is malleable, and melts at 660 °C; diamond does not conduct electricity (except boron-doped), is the hardest natural substance, and sublimes above 3500 °C. They also looked at graphite's layered structure and its ability to conduct electricity and act as a lubricant — contrasting it with diamond despite both being pure carbon.</w:t>
             </w:r>
           </w:p>
         </w:tc>
@@ -1341,7 +1341,7 @@
                 <w:sz w:val="18"/>
                 <w:szCs w:val="18"/>
               </w:rPr>
-              <w:t xml:space="preserve">The type of bond within a substance directly determines its physical properties: ionic substances conduct only when ions are free to move (dissolved or molten); metals conduct in all states; covalent network solids are hard and non-conducting; simple molecular solids are soft with low melting points; and graphite is the unique covalent conductor. A property profile can be used to identify bond type from evidence alone.</w:t>
+              <w:t xml:space="preserve">Metallic bonding consists of a regular lattice of positive metal ions surrounded by a 'sea' of delocalised (free-moving) electrons. The delocalised electrons explain electrical and thermal conductivity; the ability of ion layers to slide past each other without breaking bonds explains malleability and ductility. Giant covalent (macromolecular) structures like diamond (3D tetrahedral network of C–C bonds) and graphite (2D hexagonal layers with delocalised electrons between layers) have all atoms bonded by strong covalent bonds throughout, explaining diamond's extreme hardness and high melting point, and graphite's conductivity and lubricating properties.</w:t>
             </w:r>
           </w:p>
         </w:tc>
@@ -1373,7 +1373,7 @@
                 <w:sz w:val="18"/>
                 <w:szCs w:val="18"/>
               </w:rPr>
-              <w:t xml:space="preserve">By comparing property profiles, students could work backwards from observable evidence to infer hidden bond type — exactly the reasoning used by Kenyan materials scientists when selecting substances for industrial or agricultural use. This lesson makes the driving question investigable: evidence from the real world reveals bond type.</w:t>
+              <w:t xml:space="preserve">Metallic bonding and giant covalent structures explain the remaining two substances in the anchor phenomenon. Aluminium's delocalised electrons make it ideal for Kenyan electrical wiring and cooking pots; diamond's unbreakable 3D covalent network makes it ideal for industrial cutting tools used in Kenyan mining. Students completed a full first draft of the comparative model showing all four bond/structure types and their linked properties, nearly ready to answer the driving question fully.</w:t>
             </w:r>
           </w:p>
         </w:tc>
@@ -1426,7 +1426,7 @@
                 <w:sz w:val="18"/>
                 <w:szCs w:val="18"/>
               </w:rPr>
-              <w:t xml:space="preserve">Lesson 7 — Structure, Properties, and Uses: Why Does Carbon Make Both the Hardest and the Softest Solid?</w:t>
+              <w:t xml:space="preserve">Lesson 7 — Investigating Physical Properties: What Does the Evidence Tell Us About Bond Type and Structure?</w:t>
             </w:r>
           </w:p>
         </w:tc>
@@ -1458,7 +1458,7 @@
                 <w:sz w:val="18"/>
                 <w:szCs w:val="18"/>
               </w:rPr>
-              <w:t xml:space="preserve">Students analysed data tables and structural diagrams for diamond, graphite, graphene, and fullerene (C60), mapped each structure to its measured properties, and matched each carbon allotrope to a real Kenyan or global application (diamond drill bits in mining, graphite in pencils and dry lubricants, graphene in emerging Kenyan tech research).</w:t>
+              <w:t xml:space="preserve">Students conducted or analysed results from a structured practical investigation testing five unknown substances (representing ionic, simple covalent, giant covalent, metallic, and hydrogen-bonding molecular types) for: (a) melting behaviour using a hot-water bath, (b) solubility in water and in a non-polar solvent, (c) electrical conductivity as solid, liquid, and in solution using a simple circuit with a bulb or LED. Results were recorded in a comparative evidence table.</w:t>
             </w:r>
           </w:p>
         </w:tc>
@@ -1490,7 +1490,7 @@
                 <w:sz w:val="18"/>
                 <w:szCs w:val="18"/>
               </w:rPr>
-              <w:t xml:space="preserve">Bond type creates a specific atomic arrangement (structure), and that structure directly determines measurable physical properties, which in turn determine suitable real-world uses. Diamond's 3D tetrahedral covalent network makes it the hardest natural substance; graphite's layered 2D structure with delocalised electrons makes it soft and conductive. Same element, different structure, completely different properties and uses.</w:t>
+              <w:t xml:space="preserve">Physical properties provide reliable forensic evidence for bond type and structure: ionic compounds have high melting points, are brittle, dissolve in water, and conduct only when molten or dissolved; simple covalent molecules have low melting points, may dissolve in non-polar solvents, and do not conduct; giant covalent solids have very high melting points and do not conduct (except graphite); metals conduct in all states and are malleable. The 'like dissolves like' principle (polar dissolves polar, non-polar dissolves non-polar) links to bond polarity and intermolecular forces.</w:t>
             </w:r>
           </w:p>
         </w:tc>
@@ -1522,7 +1522,7 @@
                 <w:sz w:val="18"/>
                 <w:szCs w:val="18"/>
               </w:rPr>
-              <w:t xml:space="preserve">The carbon allotropes are the clearest proof that bond arrangement — not elemental identity — is the controlling variable for properties and uses. This answers the lesson title and advances the driving question: structure is the bridge between bond type and function in the real world.</w:t>
+              <w:t xml:space="preserve">This evidence-based lesson reinforces that property patterns are predictable and consistent with the structural models built in Lessons 3–6. Students practised working as scientists — gathering evidence, identifying anomalies, and revising their models — mirroring how Kenyan materials scientists and chemical engineers test materials before choosing them for construction, food packaging, or medical devices. The DQB was updated with evidence-based answers rather than predictions.</w:t>
             </w:r>
           </w:p>
         </w:tc>
@@ -1575,7 +1575,7 @@
                 <w:sz w:val="18"/>
                 <w:szCs w:val="18"/>
               </w:rPr>
-              <w:t xml:space="preserve">Lesson 8 — The Gikomba Verdict: Building Models, Presenting Evidence, and Solving the Mystery</w:t>
+              <w:t xml:space="preserve">Lesson 8 — Relating Bond Types to Uses &amp; Final Model Building: Answering Our Driving Question</w:t>
             </w:r>
           </w:p>
         </w:tc>
@@ -1607,7 +1607,7 @@
                 <w:sz w:val="18"/>
                 <w:szCs w:val="18"/>
               </w:rPr>
-              <w:t xml:space="preserve">Student groups returned to the original Gikomba mystery solids from Lesson 1, applied all accumulated property-testing skills and bond-type knowledge, constructed annotated particle-level diagrams for each solid, and presented their evidence-based bond-type verdicts to the class in a structured gallery walk.</w:t>
+              <w:t xml:space="preserve">Students examined real-world Kenyan use cases: NaCl in food preservation and oral rehydration salts (ORS) used in rural clinics; aluminium in sufuria manufacture and power transmission lines from Olkaria geothermal plant; diamond in drill bits used in Kenyan mining; graphite in pencils and as a lubricant; water's hydrogen bonding in tea (chai) preparation and agriculture in the Rift Valley; wax in Kenyan batik fabric art and candle making. They mapped each use directly to the bond type and structural property that makes the substance suitable.</w:t>
             </w:r>
           </w:p>
         </w:tc>
@@ -1639,7 +1639,7 @@
                 <w:sz w:val="18"/>
                 <w:szCs w:val="18"/>
               </w:rPr>
-              <w:t xml:space="preserve">Bond type creates a specific 3D structural arrangement, and that arrangement — not the appearance of the solid — is the complete explanation for every physical property observed at the Gikomba market. Ionic, covalent, metallic, and intermolecular bonds each produce a unique and predictable property fingerprint that can be identified through systematic investigation.</w:t>
+              <w:t xml:space="preserve">Bond type determines giant structure (giant ionic lattice → NaCl; giant metallic lattice → aluminium; giant covalent 3D network → diamond; giant covalent layered network → graphite; simple molecular with H-bonds → water; simple molecular with van der Waals → wax), and structure determines the physical and chemical properties that make each substance useful or harmful in specific applications. Choosing the right material for a purpose requires understanding its bonding and structure at the particle level.</w:t>
             </w:r>
           </w:p>
         </w:tc>
@@ -1671,7 +1671,7 @@
                 <w:sz w:val="18"/>
                 <w:szCs w:val="18"/>
               </w:rPr>
-              <w:t xml:space="preserve">The Gikomba mystery is solved: the solids looked similar on the outside but behaved differently because their internal bond types were different. Students used the full arc of the sub-strand — valence electrons → bond type → structure → properties → uses — to answer the driving question with evidence, completing their cumulative bond-type models.</w:t>
+              <w:t xml:space="preserve">Students constructed their final cumulative models — annotated diagrams linking bond type → particle arrangement → giant or simple structure → measurable properties → real Kenyan applications — and used them to answer the driving question in full: the types of chemical bonds between atoms determine the structure of a substance, its structure determines its properties, and its properties determine what it can be used for. All four anchor phenomenon substances were fully explained, and students reflected on how this understanding empowers Kenyan engineers, farmers, nutritionists, and medical workers to make better material choices.</w:t>
             </w:r>
           </w:p>
         </w:tc>

--- a/data/outputs/docx/Grade 10 Chemistry/Chemistry 1.4/Chemistry_Chemical_Bonding_SummaryTable.docx
+++ b/data/outputs/docx/Grade 10 Chemistry/Chemistry 1.4/Chemistry_Chemical_Bonding_SummaryTable.docx
@@ -227,7 +227,7 @@
                 <w:sz w:val="18"/>
                 <w:szCs w:val="18"/>
               </w:rPr>
-              <w:t xml:space="preserve">DRIVING QUESTION: How do the types of chemical bonds between atoms determine the structure, properties, and uses of the substances all around us?</w:t>
+              <w:t xml:space="preserve">DRIVING QUESTION: How do the chemical bonds holding a substance together determine what that substance can do?</w:t>
             </w:r>
           </w:p>
         </w:tc>
@@ -532,7 +532,7 @@
                 <w:sz w:val="18"/>
                 <w:szCs w:val="18"/>
               </w:rPr>
-              <w:t xml:space="preserve">Lesson 1 — Anchoring the Phenomenon: Why Do Salt, Graphite, Aluminium, and Diamond Behave So Differently?</w:t>
+              <w:t xml:space="preserve">Anchoring the Phenomenon — The Salt That Dissolves and the Diamond That Does Not</w:t>
             </w:r>
           </w:p>
         </w:tc>
@@ -564,7 +564,7 @@
                 <w:sz w:val="18"/>
                 <w:szCs w:val="18"/>
               </w:rPr>
-              <w:t xml:space="preserve">Students observed four everyday substances — table salt (sodium chloride used in ugali preparation), graphite (pencil lead), aluminium (sufuria metal), and diamond — and recorded their contrasting physical behaviours: salt dissolves in water and conducts electricity when dissolved; graphite is soft, slippery, and conducts electricity; aluminium is shiny, bendable, and conducts heat; diamond is the hardest known natural substance and does not conduct electricity.</w:t>
+              <w:t xml:space="preserve">Students observed contrasting behaviours of table salt (NaCl used in ugali preparation) dissolving readily in water versus a diamond (used in Nairobi jewellery cutting tools) remaining completely unaffected — anchoring the unit's central mystery.</w:t>
             </w:r>
           </w:p>
         </w:tc>
@@ -596,7 +596,7 @@
                 <w:sz w:val="18"/>
                 <w:szCs w:val="18"/>
               </w:rPr>
-              <w:t xml:space="preserve">All matter is made of atoms held together by chemical bonds, but different types of bonds produce fundamentally different large-scale (giant) structures. These structural differences — not the individual atoms alone — are responsible for the dramatically different properties we observe at the macroscopic level in substances found all around us in Kenyan daily life.</w:t>
+              <w:t xml:space="preserve">Atoms are not stable in their natural state (except noble gases such as helium and neon, which already have full outer shells); all other atoms bond with neighbours to achieve a full outer electron shell, and the type of bond formed depends on the atoms involved.</w:t>
             </w:r>
           </w:p>
         </w:tc>
@@ -628,7 +628,7 @@
                 <w:sz w:val="18"/>
                 <w:szCs w:val="18"/>
               </w:rPr>
-              <w:t xml:space="preserve">The anchor phenomenon (four substances with wildly different properties) cannot yet be fully explained, but students framed the driving question and began building an initial model showing that bond type must somehow control structure, which in turn controls properties. The lesson established that answering the driving question will require understanding ionic, covalent, metallic, and intermolecular forces across all eight lessons.</w:t>
+              <w:t xml:space="preserve">The dramatic difference between salt dissolving and diamond resisting water is explained by the type of chemical bond each substance contains — ionic in NaCl versus giant covalent in diamond — establishing the driving question that bond type determines what a substance can do.</w:t>
             </w:r>
           </w:p>
         </w:tc>
@@ -681,7 +681,7 @@
                 <w:sz w:val="18"/>
                 <w:szCs w:val="18"/>
               </w:rPr>
-              <w:t xml:space="preserve">Lesson 2 — Valence Electrons and the Octet Rule: Why Do Atoms Bond at All?</w:t>
+              <w:t xml:space="preserve">Ionic Bonding — Formation, Lewis Diagrams &amp; Giant Ionic Structures</w:t>
             </w:r>
           </w:p>
         </w:tc>
@@ -713,7 +713,7 @@
                 <w:sz w:val="18"/>
                 <w:szCs w:val="18"/>
               </w:rPr>
-              <w:t xml:space="preserve">Students used electron configuration data and dot-and-cross diagrams to examine the outer (valence) electron shells of atoms from Groups I–VII and the noble gases. They compared the stability of noble gases (full outer shells) with the reactivity of sodium, chlorine, carbon, and oxygen, and observed that atoms with incomplete outer shells are chemically active while those with complete shells (like argon) are inert.</w:t>
+              <w:t xml:space="preserve">Students observed the physical properties of ionic compounds (high melting points, brittleness, conductivity when dissolved) using samples such as NaCl and MgO, and examined Lewis dot diagrams showing complete electron transfer from metals like Na and Ca to non-metals like Cl and O.</w:t>
             </w:r>
           </w:p>
         </w:tc>
@@ -745,7 +745,7 @@
                 <w:sz w:val="18"/>
                 <w:szCs w:val="18"/>
               </w:rPr>
-              <w:t xml:space="preserve">Atoms bond because their outer electron shells are incomplete and they seek greater stability. The octet rule states that atoms are most stable when they have 8 electrons in their outer shell (or 2 for hydrogen and lithium — the duplet rule). Valence electrons are the electrons involved in bonding, and the number of valence electrons determines how many bonds an atom can form and what type of bond it prefers to make.</w:t>
+              <w:t xml:space="preserve">Ionic bonds form through complete electron transfer from a metal (e.g., Na, Mg, Ca) to a non-metal (e.g., Cl, O), producing oppositely charged ions held together in a giant ionic lattice by strong electrostatic forces of attraction in all directions.</w:t>
             </w:r>
           </w:p>
         </w:tc>
@@ -777,7 +777,7 @@
                 <w:sz w:val="18"/>
                 <w:szCs w:val="18"/>
               </w:rPr>
-              <w:t xml:space="preserve">The octet rule provides the underlying driving force for all chemical bonding. Whether an atom transfers electrons (ionic bonding) or shares electrons (covalent bonding) depends on the electronegativity difference between the bonding atoms. This lesson links back to the anchor phenomenon by explaining why sodium and chlorine react to form salt at all — each atom is seeking a full outer shell — and sets up the mechanistic explanations for bond types in Lessons 3–6.</w:t>
+              <w:t xml:space="preserve">The giant ionic lattice structure — with its strong, omnidirectional electrostatic forces — explains why ionic compounds such as the salt used to season nyama choma have high melting points, are brittle when struck, and conduct electricity only when melted or dissolved in water.</w:t>
             </w:r>
           </w:p>
         </w:tc>
@@ -830,7 +830,7 @@
                 <w:sz w:val="18"/>
                 <w:szCs w:val="18"/>
               </w:rPr>
-              <w:t xml:space="preserve">Lesson 3 — Ionic Bonding: How Electron Transfer Creates the Giant Structure of Table Salt</w:t>
+              <w:t xml:space="preserve">Covalent Bonding — Simple Molecular Structures &amp; Lewis Diagrams</w:t>
             </w:r>
           </w:p>
         </w:tc>
@@ -862,7 +862,7 @@
                 <w:sz w:val="18"/>
                 <w:szCs w:val="18"/>
               </w:rPr>
-              <w:t xml:space="preserve">Students examined dot-and-cross diagrams showing electron transfer from sodium to chlorine, then viewed a model (physical or digital) of the NaCl giant ionic lattice — each Na⁺ surrounded by six Cl⁻ and vice versa. They also observed experimental data showing that solid NaCl does not conduct electricity but molten or dissolved NaCl does, and that NaCl has a very high melting point (~801 °C).</w:t>
+              <w:t xml:space="preserve">Students observed that simple covalent substances such as water (H₂O) and carbon dioxide (CO₂, produced during githeri cooking on a gas flame) have low melting/boiling points and do not conduct electricity, and they drew Lewis diagrams showing shared electron pairs between non-metal atoms.</w:t>
             </w:r>
           </w:p>
         </w:tc>
@@ -894,7 +894,7 @@
                 <w:sz w:val="18"/>
                 <w:szCs w:val="18"/>
               </w:rPr>
-              <w:t xml:space="preserve">Ionic bonds form through complete electron transfer from a metal atom to a non-metal atom, producing oppositely charged ions (cations and anions). The strong electrostatic attraction between these ions in all directions creates a giant ionic lattice structure. This explains the high melting point (many strong bonds must be broken), brittleness (ion layers shift and like charges repel), and electrical conductivity only when ions are free to move (molten or dissolved state).</w:t>
+              <w:t xml:space="preserve">Covalent bonds form when two non-metal atoms each contribute electrons to a shared bonding pair attracted simultaneously by both nuclei; a simple molecular structure consists of discrete molecules held together by weak intermolecular forces, giving low melting and boiling points.</w:t>
             </w:r>
           </w:p>
         </w:tc>
@@ -926,7 +926,7 @@
                 <w:sz w:val="18"/>
                 <w:szCs w:val="18"/>
               </w:rPr>
-              <w:t xml:space="preserve">The giant ionic lattice model explains the anchor phenomenon for table salt: the reason salt dissolves in water and conducts electricity as a solution is that the lattice breaks apart into free-moving Na⁺ and Cl⁻ ions. The reason it has such a high melting point is that millions of strong electrostatic attractions must be simultaneously disrupted. Students updated their driving question board and initial model to include ionic bonding as one pathway from bond type to property to use.</w:t>
+              <w:t xml:space="preserve">Because simple molecular substances contain only weak forces between molecules (not between atoms), very little energy is needed to separate them — explaining why water boils at a relatively low temperature and why CO₂ from cooking fires escapes easily as a gas at room temperature.</w:t>
             </w:r>
           </w:p>
         </w:tc>
@@ -979,7 +979,7 @@
                 <w:sz w:val="18"/>
                 <w:szCs w:val="18"/>
               </w:rPr>
-              <w:t xml:space="preserve">Lesson 4 — Covalent and Dative Covalent Bonding: Why Do Atoms Share Electrons?</w:t>
+              <w:t xml:space="preserve">Dative Covalent Bonds, Hydrogen Bonds &amp; Van der Waals Forces — Why Water Boils Higher Than Expected</w:t>
             </w:r>
           </w:p>
         </w:tc>
@@ -1011,7 +1011,7 @@
                 <w:sz w:val="18"/>
                 <w:szCs w:val="18"/>
               </w:rPr>
-              <w:t xml:space="preserve">Students drew dot-and-cross diagrams for H₂, Cl₂, H₂O, CO₂, N₂, and NH₃, identifying single, double, and triple covalent bonds. They also examined the dative (coordinate) bond in the ammonium ion (NH₄⁺), where both electrons in one bond come from the same atom (nitrogen). Students compared bond lengths and bond strengths across single, double, and triple bonds using data tables.</w:t>
+              <w:t xml:space="preserve">Students observed that water's boiling point (100 °C) is anomalously high compared to other small molecules of similar mass, and investigated hydrogen bonding in water models, connecting this to why Lake Victoria — a vital Kenyan water body — retains heat and sustains aquatic ecosystems.</w:t>
             </w:r>
           </w:p>
         </w:tc>
@@ -1043,7 +1043,7 @@
                 <w:sz w:val="18"/>
                 <w:szCs w:val="18"/>
               </w:rPr>
-              <w:t xml:space="preserve">Covalent bonds form when two non-metal atoms share one or more pairs of electrons so that each atom achieves a full outer shell. Single bonds share one pair, double bonds share two pairs, and triple bonds share three pairs; more shared pairs means a shorter, stronger bond. In a dative covalent bond, one atom donates both electrons to the shared pair, but once formed the bond is indistinguishable from an ordinary covalent bond. Simple molecular covalent substances have low melting points because only weak intermolecular forces need to be overcome, not the strong covalent bonds themselves.</w:t>
+              <w:t xml:space="preserve">Intermolecular forces — forces between molecules rather than within them — determine key physical properties such as boiling point and viscosity; hydrogen bonds (in H₂O, NH₃, HF) are stronger than Van der Waals forces and explain water's unusually high boiling point and surface tension.</w:t>
             </w:r>
           </w:p>
         </w:tc>
@@ -1075,7 +1075,7 @@
                 <w:sz w:val="18"/>
                 <w:szCs w:val="18"/>
               </w:rPr>
-              <w:t xml:space="preserve">Covalent bonding explains why substances like water (maji), carbon dioxide, and nitrogen gas exist as discrete molecules rather than giant lattices. The distinction between simple molecular structures (low melting point, non-conducting) and giant covalent structures (explored in Lesson 6) is introduced here. Students updated their models to show that sharing electrons produces a different structural outcome than transferring electrons, moving them closer to a full answer to the driving question.</w:t>
+              <w:t xml:space="preserve">Water boils far higher than its molecular mass would predict because of extensive hydrogen bonding between molecules; this same network of hydrogen bonds explains why water is an excellent solvent for ionic and polar substances like NaCl, underpinning processes from cooking ugali to kidney function.</w:t>
             </w:r>
           </w:p>
         </w:tc>
@@ -1128,7 +1128,7 @@
                 <w:sz w:val="18"/>
                 <w:szCs w:val="18"/>
               </w:rPr>
-              <w:t xml:space="preserve">Lesson 5 — Hydrogen Bonds and Van der Waals Forces: Why Does Water Boil So High and Wax Melt So Low?</w:t>
+              <w:t xml:space="preserve">Metallic Bonding &amp; Giant Metallic Structures — The Sea of Electrons</w:t>
             </w:r>
           </w:p>
         </w:tc>
@@ -1160,7 +1160,7 @@
                 <w:sz w:val="18"/>
                 <w:szCs w:val="18"/>
               </w:rPr>
-              <w:t xml:space="preserve">Students compared the boiling points of water (100 °C), hydrogen sulfide (–60 °C), and candle wax (~60 °C) and discussed why water's boiling point is anomalously high for such a small molecule. They also examined data showing that ice is less dense than liquid water (explaining why fish survive under a frozen Lake Victoria surface), and observed that wax — made of large non-polar hydrocarbon molecules — melts at a relatively low temperature despite its large molecular size.</w:t>
+              <w:t xml:space="preserve">Students observed the properties of metals commonly used in Kenya — iron jembes (hoes), copper electrical wiring in Nairobi buildings, and aluminium sufurias (cooking pots) — noting malleability, high melting points, and excellent electrical and thermal conductivity.</w:t>
             </w:r>
           </w:p>
         </w:tc>
@@ -1192,7 +1192,7 @@
                 <w:sz w:val="18"/>
                 <w:szCs w:val="18"/>
               </w:rPr>
-              <w:t xml:space="preserve">Hydrogen bonds are strong intermolecular forces that form between a δ+ hydrogen atom bonded to a highly electronegative atom (O, N, or F) and a lone pair on a neighbouring electronegative atom. They explain water's unusually high boiling point, surface tension, and the expansion of water upon freezing. Van der Waals (London dispersion) forces are weak, temporary dipole–induced dipole attractions that exist between all molecules; they increase with molecular size and explain why larger non-polar molecules like wax have higher melting points than smaller ones like methane.</w:t>
+              <w:t xml:space="preserve">Metallic bonding forms when metal atoms release their valence electrons into a shared 'sea' of delocalised electrons surrounding a lattice of positive metal ions; electrostatic attraction between the ion lattice and the electron sea holds the structure together and accounts for all characteristic metallic properties.</w:t>
             </w:r>
           </w:p>
         </w:tc>
@@ -1224,7 +1224,7 @@
                 <w:sz w:val="18"/>
                 <w:szCs w:val="18"/>
               </w:rPr>
-              <w:t xml:space="preserve">Intermolecular forces complete the picture of why substances with covalent bonds can still have very different physical properties from one another. Water's hydrogen bonding is critical for life, agriculture, and Kenyan environments like Lake Victoria. Wax's weak van der Waals forces explain why it melts easily to make candles. Students updated their models and DQB to show that even within covalent substances, the strength of intermolecular forces determines melting and boiling behaviour — a second layer of the driving question answer.</w:t>
+              <w:t xml:space="preserve">The delocalised electron sea explains every key metallic property: mobile electrons carry electrical current (copper wiring), layers of ions slide without breaking bonds making metals malleable (aluminium sufurias can be shaped), and the strong lattice attractions give high melting points (iron tools withstand forge temperatures).</w:t>
             </w:r>
           </w:p>
         </w:tc>
@@ -1277,7 +1277,7 @@
                 <w:sz w:val="18"/>
                 <w:szCs w:val="18"/>
               </w:rPr>
-              <w:t xml:space="preserve">Lesson 6 — Metallic Bonding and Giant Covalent Structures: Why Is Aluminium Malleable but Diamond Unbreakable?</w:t>
+              <w:t xml:space="preserve">Giant Covalent/Atomic Structures — Diamond, Graphite &amp; SiO₂: Why the Jeweller's Blade Never Breaks and the Pencil Writes So Smoothly</w:t>
             </w:r>
           </w:p>
         </w:tc>
@@ -1309,7 +1309,7 @@
                 <w:sz w:val="18"/>
                 <w:szCs w:val="18"/>
               </w:rPr>
-              <w:t xml:space="preserve">Students examined the properties of aluminium (sufuria, foil, electrical wires) and diamond side by side: aluminium conducts electricity and heat, is malleable, and melts at 660 °C; diamond does not conduct electricity (except boron-doped), is the hardest natural substance, and sublimes above 3500 °C. They also looked at graphite's layered structure and its ability to conduct electricity and act as a lubricant — contrasting it with diamond despite both being pure carbon.</w:t>
+              <w:t xml:space="preserve">Students observed that diamond (used in Nairobi gem-cutting industries) is the hardest known natural substance while graphite (pencil lead used daily in Kenyan classrooms) is soft and slippery, despite both being pure carbon — and compared these with silicon dioxide found in Rift Valley volcanic sands.</w:t>
             </w:r>
           </w:p>
         </w:tc>
@@ -1341,7 +1341,7 @@
                 <w:sz w:val="18"/>
                 <w:szCs w:val="18"/>
               </w:rPr>
-              <w:t xml:space="preserve">Metallic bonding consists of a regular lattice of positive metal ions surrounded by a 'sea' of delocalised (free-moving) electrons. The delocalised electrons explain electrical and thermal conductivity; the ability of ion layers to slide past each other without breaking bonds explains malleability and ductility. Giant covalent (macromolecular) structures like diamond (3D tetrahedral network of C–C bonds) and graphite (2D hexagonal layers with delocalised electrons between layers) have all atoms bonded by strong covalent bonds throughout, explaining diamond's extreme hardness and high melting point, and graphite's conductivity and lubricating properties.</w:t>
+              <w:t xml:space="preserve">Giant covalent/atomic structures consist of continuous networks of strong covalent bonds throughout the entire solid, giving very high melting points and insolubility in water; diamond's tetrahedral 3-D network makes it extremely hard, while graphite's layered hexagonal sheets with delocalised electrons make it soft and electrically conducting.</w:t>
             </w:r>
           </w:p>
         </w:tc>
@@ -1373,7 +1373,7 @@
                 <w:sz w:val="18"/>
                 <w:szCs w:val="18"/>
               </w:rPr>
-              <w:t xml:space="preserve">Metallic bonding and giant covalent structures explain the remaining two substances in the anchor phenomenon. Aluminium's delocalised electrons make it ideal for Kenyan electrical wiring and cooking pots; diamond's unbreakable 3D covalent network makes it ideal for industrial cutting tools used in Kenyan mining. Students completed a full first draft of the comparative model showing all four bond/structure types and their linked properties, nearly ready to answer the driving question fully.</w:t>
+              <w:t xml:space="preserve">In diamond every carbon atom is bonded to four others in a rigid 3-D lattice — no layer can slide, making it ideal for cutting tools — whereas in graphite layers are held only by weak Van der Waals forces and can slide over each other, explaining why pencils write smoothly and why graphite is used as a lubricant in Kenyan machinery.</w:t>
             </w:r>
           </w:p>
         </w:tc>
@@ -1426,7 +1426,7 @@
                 <w:sz w:val="18"/>
                 <w:szCs w:val="18"/>
               </w:rPr>
-              <w:t xml:space="preserve">Lesson 7 — Investigating Physical Properties: What Does the Evidence Tell Us About Bond Type and Structure?</w:t>
+              <w:t xml:space="preserve">Relating Bond Types, Structures &amp; Uses in Kenyan Life — The Grand Consolidation</w:t>
             </w:r>
           </w:p>
         </w:tc>
@@ -1458,7 +1458,7 @@
                 <w:sz w:val="18"/>
                 <w:szCs w:val="18"/>
               </w:rPr>
-              <w:t xml:space="preserve">Students conducted or analysed results from a structured practical investigation testing five unknown substances (representing ionic, simple covalent, giant covalent, metallic, and hydrogen-bonding molecular types) for: (a) melting behaviour using a hot-water bath, (b) solubility in water and in a non-polar solvent, (c) electrical conductivity as solid, liquid, and in solution using a simple circuit with a bulb or LED. Results were recorded in a comparative evidence table.</w:t>
+              <w:t xml:space="preserve">Students examined a curated set of Kenyan everyday materials — NaCl (table salt), copper wire, water, diamond drill bits, graphite electrodes, and silicon chips — and matched each to its bond type, structure, and the physical property that makes it useful in its Kenyan context.</w:t>
             </w:r>
           </w:p>
         </w:tc>
@@ -1490,7 +1490,7 @@
                 <w:sz w:val="18"/>
                 <w:szCs w:val="18"/>
               </w:rPr>
-              <w:t xml:space="preserve">Physical properties provide reliable forensic evidence for bond type and structure: ionic compounds have high melting points, are brittle, dissolve in water, and conduct only when molten or dissolved; simple covalent molecules have low melting points, may dissolve in non-polar solvents, and do not conduct; giant covalent solids have very high melting points and do not conduct (except graphite); metals conduct in all states and are malleable. The 'like dissolves like' principle (polar dissolves polar, non-polar dissolves non-polar) links to bond polarity and intermolecular forces.</w:t>
+              <w:t xml:space="preserve">All physical properties observed across the unit — solubility, melting point, electrical conductivity, hardness, malleability, and volatility — can be traced back systematically through the chain: bond type → resultant structure → physical properties → real-world use, forming a unified explanatory framework.</w:t>
             </w:r>
           </w:p>
         </w:tc>
@@ -1522,7 +1522,7 @@
                 <w:sz w:val="18"/>
                 <w:szCs w:val="18"/>
               </w:rPr>
-              <w:t xml:space="preserve">This evidence-based lesson reinforces that property patterns are predictable and consistent with the structural models built in Lessons 3–6. Students practised working as scientists — gathering evidence, identifying anomalies, and revising their models — mirroring how Kenyan materials scientists and chemical engineers test materials before choosing them for construction, food packaging, or medical devices. The DQB was updated with evidence-based answers rather than predictions.</w:t>
+              <w:t xml:space="preserve">Every material choice in Kenyan life and industry — from the aluminium used in sufurias, to the salt preserved in fish from Lake Victoria, to the graphite electrodes in Kenyan smelters — is governed by the nature of its chemical bonds and the structure those bonds create, demonstrating that bond type truly determines what a substance can do.</w:t>
             </w:r>
           </w:p>
         </w:tc>
@@ -1575,7 +1575,7 @@
                 <w:sz w:val="18"/>
                 <w:szCs w:val="18"/>
               </w:rPr>
-              <w:t xml:space="preserve">Lesson 8 — Relating Bond Types to Uses &amp; Final Model Building: Answering Our Driving Question</w:t>
+              <w:t xml:space="preserve">Model Building Project, Consolidation &amp; Unit Reflection — Answering the Driving Question</w:t>
             </w:r>
           </w:p>
         </w:tc>
@@ -1607,7 +1607,7 @@
                 <w:sz w:val="18"/>
                 <w:szCs w:val="18"/>
               </w:rPr>
-              <w:t xml:space="preserve">Students examined real-world Kenyan use cases: NaCl in food preservation and oral rehydration salts (ORS) used in rural clinics; aluminium in sufuria manufacture and power transmission lines from Olkaria geothermal plant; diamond in drill bits used in Kenyan mining; graphite in pencils and as a lubricant; water's hydrogen bonding in tea (chai) preparation and agriculture in the Rift Valley; wax in Kenyan batik fabric art and candle making. They mapped each use directly to the bond type and structural property that makes the substance suitable.</w:t>
+              <w:t xml:space="preserve">Students presented their cumulative physical or digital models representing all five bond types and structures studied, revisited the anchoring phenomenon of salt versus diamond from Lesson 1, and reviewed their Driving Question Board entries made throughout the unit.</w:t>
             </w:r>
           </w:p>
         </w:tc>
@@ -1639,7 +1639,7 @@
                 <w:sz w:val="18"/>
                 <w:szCs w:val="18"/>
               </w:rPr>
-              <w:t xml:space="preserve">Bond type determines giant structure (giant ionic lattice → NaCl; giant metallic lattice → aluminium; giant covalent 3D network → diamond; giant covalent layered network → graphite; simple molecular with H-bonds → water; simple molecular with van der Waals → wax), and structure determines the physical and chemical properties that make each substance useful or harmful in specific applications. Choosing the right material for a purpose requires understanding its bonding and structure at the particle level.</w:t>
+              <w:t xml:space="preserve">The chain 'bond type → resultant structure → physical properties → real-world use' is the master explanatory framework for all of chemistry; understanding this chain allows predictions about unknown substances and informed materials choices in science, engineering, and everyday Kenyan life.</w:t>
             </w:r>
           </w:p>
         </w:tc>
@@ -1671,7 +1671,7 @@
                 <w:sz w:val="18"/>
                 <w:szCs w:val="18"/>
               </w:rPr>
-              <w:t xml:space="preserve">Students constructed their final cumulative models — annotated diagrams linking bond type → particle arrangement → giant or simple structure → measurable properties → real Kenyan applications — and used them to answer the driving question in full: the types of chemical bonds between atoms determine the structure of a substance, its structure determines its properties, and its properties determine what it can be used for. All four anchor phenomenon substances were fully explained, and students reflected on how this understanding empowers Kenyan engineers, farmers, nutritionists, and medical workers to make better material choices.</w:t>
+              <w:t xml:space="preserve">Students fully answered the driving question — how do the chemical bonds holding a substance together determine what that substance can do? — by demonstrating that each bond type (ionic, simple covalent, metallic, giant covalent, and intermolecular) produces a unique structure whose properties make it suited to specific uses, from cooking food in Nairobi to building infrastructure across Kenya.</w:t>
             </w:r>
           </w:p>
         </w:tc>
